--- a/resources/Templates/Freeform_Entry_Template.docx
+++ b/resources/Templates/Freeform_Entry_Template.docx
@@ -19,55 +19,41 @@
         <w:ind w:left="4680" w:hanging="4680"/>
         <w:rPr>
           <w:rFonts w:ascii="Palatino Linotype" w:hAnsi="Palatino Linotype"/>
-          <w:sz w:val="20"/>
-          <w:szCs w:val="20"/>
-        </w:rPr>
-      </w:pPr>
-      <w:r>
-        <w:rPr>
-          <w:rFonts w:ascii="Palatino Linotype" w:hAnsi="Palatino Linotype"/>
-          <w:sz w:val="20"/>
-          <w:szCs w:val="20"/>
+        </w:rPr>
+      </w:pPr>
+      <w:r>
+        <w:rPr>
+          <w:rFonts w:ascii="Palatino Linotype" w:hAnsi="Palatino Linotype"/>
         </w:rPr>
         <w:t>State of Ohio</w:t>
       </w:r>
       <w:r>
         <w:rPr>
           <w:rFonts w:ascii="Palatino Linotype" w:hAnsi="Palatino Linotype"/>
-          <w:sz w:val="20"/>
-          <w:szCs w:val="20"/>
         </w:rPr>
         <w:t>,</w:t>
       </w:r>
       <w:r>
         <w:rPr>
           <w:rFonts w:ascii="Palatino Linotype" w:hAnsi="Palatino Linotype"/>
-          <w:sz w:val="20"/>
-          <w:szCs w:val="20"/>
-        </w:rPr>
-        <w:tab/>
-      </w:r>
-      <w:r>
-        <w:rPr>
-          <w:rFonts w:ascii="Palatino Linotype" w:hAnsi="Palatino Linotype"/>
-          <w:sz w:val="20"/>
-          <w:szCs w:val="20"/>
-        </w:rPr>
-        <w:tab/>
-      </w:r>
-      <w:r>
-        <w:rPr>
-          <w:rFonts w:ascii="Palatino Linotype" w:hAnsi="Palatino Linotype"/>
-          <w:sz w:val="20"/>
-          <w:szCs w:val="20"/>
-        </w:rPr>
-        <w:tab/>
-      </w:r>
-      <w:r>
-        <w:rPr>
-          <w:rFonts w:ascii="Palatino Linotype" w:hAnsi="Palatino Linotype"/>
-          <w:sz w:val="20"/>
-          <w:szCs w:val="20"/>
+        </w:rPr>
+        <w:tab/>
+      </w:r>
+      <w:r>
+        <w:rPr>
+          <w:rFonts w:ascii="Palatino Linotype" w:hAnsi="Palatino Linotype"/>
+        </w:rPr>
+        <w:tab/>
+      </w:r>
+      <w:r>
+        <w:rPr>
+          <w:rFonts w:ascii="Palatino Linotype" w:hAnsi="Palatino Linotype"/>
+        </w:rPr>
+        <w:tab/>
+      </w:r>
+      <w:r>
+        <w:rPr>
+          <w:rFonts w:ascii="Palatino Linotype" w:hAnsi="Palatino Linotype"/>
         </w:rPr>
         <w:tab/>
       </w:r>
@@ -88,47 +74,35 @@
         </w:tabs>
         <w:rPr>
           <w:rFonts w:ascii="Palatino Linotype" w:hAnsi="Palatino Linotype"/>
-          <w:sz w:val="20"/>
-          <w:szCs w:val="20"/>
-        </w:rPr>
-      </w:pPr>
-      <w:r>
-        <w:rPr>
-          <w:rFonts w:ascii="Palatino Linotype" w:hAnsi="Palatino Linotype"/>
-          <w:sz w:val="20"/>
-          <w:szCs w:val="20"/>
-        </w:rPr>
-        <w:tab/>
-      </w:r>
-      <w:r>
-        <w:rPr>
-          <w:rFonts w:ascii="Palatino Linotype" w:hAnsi="Palatino Linotype"/>
-          <w:sz w:val="20"/>
-          <w:szCs w:val="20"/>
+        </w:rPr>
+      </w:pPr>
+      <w:r>
+        <w:rPr>
+          <w:rFonts w:ascii="Palatino Linotype" w:hAnsi="Palatino Linotype"/>
+        </w:rPr>
+        <w:tab/>
+      </w:r>
+      <w:r>
+        <w:rPr>
+          <w:rFonts w:ascii="Palatino Linotype" w:hAnsi="Palatino Linotype"/>
         </w:rPr>
         <w:t>Plaintiff,</w:t>
       </w:r>
       <w:r>
         <w:rPr>
           <w:rFonts w:ascii="Palatino Linotype" w:hAnsi="Palatino Linotype"/>
-          <w:sz w:val="20"/>
-          <w:szCs w:val="20"/>
-        </w:rPr>
-        <w:tab/>
-      </w:r>
-      <w:r>
-        <w:rPr>
-          <w:rFonts w:ascii="Palatino Linotype" w:hAnsi="Palatino Linotype"/>
-          <w:sz w:val="20"/>
-          <w:szCs w:val="20"/>
-        </w:rPr>
-        <w:tab/>
-      </w:r>
-      <w:r>
-        <w:rPr>
-          <w:rFonts w:ascii="Palatino Linotype" w:hAnsi="Palatino Linotype"/>
-          <w:sz w:val="20"/>
-          <w:szCs w:val="20"/>
+        </w:rPr>
+        <w:tab/>
+      </w:r>
+      <w:r>
+        <w:rPr>
+          <w:rFonts w:ascii="Palatino Linotype" w:hAnsi="Palatino Linotype"/>
+        </w:rPr>
+        <w:tab/>
+      </w:r>
+      <w:r>
+        <w:rPr>
+          <w:rFonts w:ascii="Palatino Linotype" w:hAnsi="Palatino Linotype"/>
         </w:rPr>
         <w:tab/>
       </w:r>
@@ -150,143 +124,115 @@
         <w:ind w:left="5760" w:hanging="4320"/>
         <w:rPr>
           <w:rFonts w:ascii="Palatino Linotype" w:hAnsi="Palatino Linotype"/>
-          <w:sz w:val="20"/>
-          <w:szCs w:val="20"/>
-        </w:rPr>
-      </w:pPr>
-      <w:r>
-        <w:rPr>
-          <w:rFonts w:ascii="Palatino Linotype" w:hAnsi="Palatino Linotype"/>
-          <w:sz w:val="20"/>
-          <w:szCs w:val="20"/>
+        </w:rPr>
+      </w:pPr>
+      <w:r>
+        <w:rPr>
+          <w:rFonts w:ascii="Palatino Linotype" w:hAnsi="Palatino Linotype"/>
         </w:rPr>
         <w:t>vs.</w:t>
       </w:r>
       <w:r>
         <w:rPr>
           <w:rFonts w:ascii="Palatino Linotype" w:hAnsi="Palatino Linotype"/>
-          <w:sz w:val="20"/>
-          <w:szCs w:val="20"/>
-        </w:rPr>
-        <w:tab/>
-      </w:r>
-      <w:r>
-        <w:rPr>
-          <w:rFonts w:ascii="Palatino Linotype" w:hAnsi="Palatino Linotype"/>
-          <w:sz w:val="20"/>
-          <w:szCs w:val="20"/>
-        </w:rPr>
-        <w:tab/>
-      </w:r>
-      <w:r>
-        <w:rPr>
-          <w:rFonts w:ascii="Palatino Linotype" w:hAnsi="Palatino Linotype"/>
-          <w:sz w:val="20"/>
-          <w:szCs w:val="20"/>
-        </w:rPr>
-        <w:tab/>
-      </w:r>
-      <w:r>
-        <w:rPr>
-          <w:rFonts w:ascii="Palatino Linotype" w:hAnsi="Palatino Linotype"/>
-          <w:sz w:val="20"/>
-          <w:szCs w:val="20"/>
-        </w:rPr>
-        <w:tab/>
-      </w:r>
-      <w:r>
-        <w:rPr>
-          <w:rFonts w:ascii="Palatino Linotype" w:hAnsi="Palatino Linotype"/>
-          <w:sz w:val="20"/>
-          <w:szCs w:val="20"/>
-        </w:rPr>
-        <w:tab/>
-      </w:r>
-      <w:r>
-        <w:rPr>
-          <w:rFonts w:ascii="Palatino Linotype" w:hAnsi="Palatino Linotype"/>
-          <w:sz w:val="20"/>
-          <w:szCs w:val="20"/>
-        </w:rPr>
-        <w:tab/>
-      </w:r>
-      <w:r>
-        <w:rPr>
-          <w:rFonts w:ascii="Palatino Linotype" w:hAnsi="Palatino Linotype"/>
-          <w:sz w:val="20"/>
-          <w:szCs w:val="20"/>
+        </w:rPr>
+        <w:tab/>
+      </w:r>
+      <w:r>
+        <w:rPr>
+          <w:rFonts w:ascii="Palatino Linotype" w:hAnsi="Palatino Linotype"/>
+        </w:rPr>
+        <w:tab/>
+      </w:r>
+      <w:r>
+        <w:rPr>
+          <w:rFonts w:ascii="Palatino Linotype" w:hAnsi="Palatino Linotype"/>
+        </w:rPr>
+        <w:tab/>
+      </w:r>
+      <w:r>
+        <w:rPr>
+          <w:rFonts w:ascii="Palatino Linotype" w:hAnsi="Palatino Linotype"/>
+        </w:rPr>
+        <w:tab/>
+      </w:r>
+      <w:r>
+        <w:rPr>
+          <w:rFonts w:ascii="Palatino Linotype" w:hAnsi="Palatino Linotype"/>
+        </w:rPr>
+        <w:tab/>
+      </w:r>
+      <w:r>
+        <w:rPr>
+          <w:rFonts w:ascii="Palatino Linotype" w:hAnsi="Palatino Linotype"/>
+        </w:rPr>
+        <w:tab/>
+      </w:r>
+      <w:r>
+        <w:rPr>
+          <w:rFonts w:ascii="Palatino Linotype" w:hAnsi="Palatino Linotype"/>
         </w:rPr>
         <w:t>C</w:t>
       </w:r>
       <w:r>
         <w:rPr>
           <w:rFonts w:ascii="Palatino Linotype" w:hAnsi="Palatino Linotype"/>
-          <w:sz w:val="20"/>
-          <w:szCs w:val="20"/>
         </w:rPr>
         <w:t>ase</w:t>
       </w:r>
       <w:r>
         <w:rPr>
           <w:rFonts w:ascii="Palatino Linotype" w:hAnsi="Palatino Linotype"/>
-          <w:sz w:val="20"/>
-          <w:szCs w:val="20"/>
         </w:rPr>
         <w:t xml:space="preserve"> N</w:t>
       </w:r>
       <w:r>
         <w:rPr>
           <w:rFonts w:ascii="Palatino Linotype" w:hAnsi="Palatino Linotype"/>
-          <w:sz w:val="20"/>
-          <w:szCs w:val="20"/>
         </w:rPr>
         <w:t>o</w:t>
       </w:r>
       <w:r>
         <w:rPr>
           <w:rFonts w:ascii="Palatino Linotype" w:hAnsi="Palatino Linotype"/>
-          <w:sz w:val="20"/>
-          <w:szCs w:val="20"/>
         </w:rPr>
         <w:t xml:space="preserve">.  </w:t>
       </w:r>
-      <w:r>
-        <w:rPr>
-          <w:rFonts w:ascii="Palatino Linotype" w:hAnsi="Palatino Linotype"/>
-          <w:sz w:val="20"/>
-          <w:szCs w:val="20"/>
-        </w:rPr>
-        <w:t>{{ case_number</w:t>
-      </w:r>
-      <w:r>
-        <w:rPr>
-          <w:rFonts w:ascii="Palatino Linotype" w:hAnsi="Palatino Linotype"/>
-          <w:sz w:val="20"/>
-          <w:szCs w:val="20"/>
+      <w:proofErr w:type="gramStart"/>
+      <w:r>
+        <w:rPr>
+          <w:rFonts w:ascii="Palatino Linotype" w:hAnsi="Palatino Linotype"/>
+        </w:rPr>
+        <w:t>{{ case</w:t>
+      </w:r>
+      <w:proofErr w:type="gramEnd"/>
+      <w:r>
+        <w:rPr>
+          <w:rFonts w:ascii="Palatino Linotype" w:hAnsi="Palatino Linotype"/>
+        </w:rPr>
+        <w:t>_number</w:t>
+      </w:r>
+      <w:r>
+        <w:rPr>
+          <w:rFonts w:ascii="Palatino Linotype" w:hAnsi="Palatino Linotype"/>
         </w:rPr>
         <w:t xml:space="preserve"> }}</w:t>
       </w:r>
       <w:r>
         <w:rPr>
           <w:rFonts w:ascii="Palatino Linotype" w:hAnsi="Palatino Linotype"/>
-          <w:sz w:val="20"/>
-          <w:szCs w:val="20"/>
-        </w:rPr>
-        <w:tab/>
-      </w:r>
-      <w:r>
-        <w:rPr>
-          <w:rFonts w:ascii="Palatino Linotype" w:hAnsi="Palatino Linotype"/>
-          <w:sz w:val="20"/>
-          <w:szCs w:val="20"/>
-        </w:rPr>
-        <w:tab/>
-      </w:r>
-      <w:r>
-        <w:rPr>
-          <w:rFonts w:ascii="Palatino Linotype" w:hAnsi="Palatino Linotype"/>
-          <w:sz w:val="20"/>
-          <w:szCs w:val="20"/>
+        </w:rPr>
+        <w:tab/>
+      </w:r>
+      <w:r>
+        <w:rPr>
+          <w:rFonts w:ascii="Palatino Linotype" w:hAnsi="Palatino Linotype"/>
+        </w:rPr>
+        <w:tab/>
+      </w:r>
+      <w:r>
+        <w:rPr>
+          <w:rFonts w:ascii="Palatino Linotype" w:hAnsi="Palatino Linotype"/>
         </w:rPr>
         <w:tab/>
         <w:t xml:space="preserve">    </w:t>
@@ -309,95 +255,79 @@
         <w:ind w:left="4680" w:hanging="4680"/>
         <w:rPr>
           <w:rFonts w:ascii="Palatino Linotype" w:hAnsi="Palatino Linotype"/>
-          <w:sz w:val="20"/>
-          <w:szCs w:val="20"/>
-        </w:rPr>
-      </w:pPr>
-      <w:r>
-        <w:rPr>
-          <w:rFonts w:ascii="Palatino Linotype" w:hAnsi="Palatino Linotype"/>
-          <w:sz w:val="20"/>
-          <w:szCs w:val="20"/>
+        </w:rPr>
+      </w:pPr>
+      <w:proofErr w:type="gramStart"/>
+      <w:r>
+        <w:rPr>
+          <w:rFonts w:ascii="Palatino Linotype" w:hAnsi="Palatino Linotype"/>
+        </w:rPr>
+        <w:t>{{ defendant</w:t>
+      </w:r>
+      <w:proofErr w:type="gramEnd"/>
+      <w:r>
+        <w:rPr>
+          <w:rFonts w:ascii="Palatino Linotype" w:hAnsi="Palatino Linotype"/>
+        </w:rPr>
+        <w:t>.</w:t>
+      </w:r>
+      <w:r>
+        <w:rPr>
+          <w:rFonts w:ascii="Palatino Linotype" w:hAnsi="Palatino Linotype"/>
+        </w:rPr>
+        <w:t>first_name }}</w:t>
+      </w:r>
+      <w:r>
+        <w:rPr>
+          <w:rFonts w:ascii="Palatino Linotype" w:hAnsi="Palatino Linotype"/>
+        </w:rPr>
+        <w:t xml:space="preserve"> </w:t>
+      </w:r>
+      <w:r>
+        <w:rPr>
+          <w:rFonts w:ascii="Palatino Linotype" w:hAnsi="Palatino Linotype"/>
         </w:rPr>
         <w:t>{{ defendant.</w:t>
       </w:r>
       <w:r>
         <w:rPr>
           <w:rFonts w:ascii="Palatino Linotype" w:hAnsi="Palatino Linotype"/>
-          <w:sz w:val="20"/>
-          <w:szCs w:val="20"/>
-        </w:rPr>
-        <w:t>first_name }}</w:t>
-      </w:r>
-      <w:r>
-        <w:rPr>
-          <w:rFonts w:ascii="Palatino Linotype" w:hAnsi="Palatino Linotype"/>
-          <w:sz w:val="20"/>
-          <w:szCs w:val="20"/>
-        </w:rPr>
-        <w:t xml:space="preserve"> </w:t>
-      </w:r>
-      <w:r>
-        <w:rPr>
-          <w:rFonts w:ascii="Palatino Linotype" w:hAnsi="Palatino Linotype"/>
-          <w:sz w:val="20"/>
-          <w:szCs w:val="20"/>
-        </w:rPr>
-        <w:t>{{ defendant.</w:t>
-      </w:r>
-      <w:r>
-        <w:rPr>
-          <w:rFonts w:ascii="Palatino Linotype" w:hAnsi="Palatino Linotype"/>
-          <w:sz w:val="20"/>
-          <w:szCs w:val="20"/>
         </w:rPr>
         <w:t>last_</w:t>
       </w:r>
       <w:r>
         <w:rPr>
           <w:rFonts w:ascii="Palatino Linotype" w:hAnsi="Palatino Linotype"/>
-          <w:sz w:val="20"/>
-          <w:szCs w:val="20"/>
         </w:rPr>
         <w:t>name }}</w:t>
       </w:r>
       <w:r>
         <w:rPr>
           <w:rFonts w:ascii="Palatino Linotype" w:hAnsi="Palatino Linotype"/>
-          <w:sz w:val="20"/>
-          <w:szCs w:val="20"/>
         </w:rPr>
         <w:t>,</w:t>
       </w:r>
       <w:r>
         <w:rPr>
           <w:rFonts w:ascii="Palatino Linotype" w:hAnsi="Palatino Linotype"/>
-          <w:sz w:val="20"/>
-          <w:szCs w:val="20"/>
-        </w:rPr>
-        <w:tab/>
-      </w:r>
-      <w:r>
-        <w:rPr>
-          <w:rFonts w:ascii="Palatino Linotype" w:hAnsi="Palatino Linotype"/>
-          <w:sz w:val="20"/>
-          <w:szCs w:val="20"/>
-        </w:rPr>
-        <w:tab/>
-      </w:r>
-      <w:r>
-        <w:rPr>
-          <w:rFonts w:ascii="Palatino Linotype" w:hAnsi="Palatino Linotype"/>
-          <w:sz w:val="20"/>
-          <w:szCs w:val="20"/>
-        </w:rPr>
-        <w:tab/>
-      </w:r>
-      <w:r>
-        <w:rPr>
-          <w:rFonts w:ascii="Palatino Linotype" w:hAnsi="Palatino Linotype"/>
-          <w:sz w:val="20"/>
-          <w:szCs w:val="20"/>
+        </w:rPr>
+        <w:tab/>
+      </w:r>
+      <w:r>
+        <w:rPr>
+          <w:rFonts w:ascii="Palatino Linotype" w:hAnsi="Palatino Linotype"/>
+        </w:rPr>
+        <w:tab/>
+      </w:r>
+      <w:r>
+        <w:rPr>
+          <w:rFonts w:ascii="Palatino Linotype" w:hAnsi="Palatino Linotype"/>
+        </w:rPr>
+        <w:tab/>
+      </w:r>
+      <w:r>
+        <w:rPr>
+          <w:rFonts w:ascii="Palatino Linotype" w:hAnsi="Palatino Linotype"/>
         </w:rPr>
         <w:tab/>
       </w:r>
@@ -418,47 +348,35 @@
         </w:tabs>
         <w:rPr>
           <w:rFonts w:ascii="Palatino Linotype" w:hAnsi="Palatino Linotype"/>
-          <w:sz w:val="20"/>
-          <w:szCs w:val="20"/>
-        </w:rPr>
-      </w:pPr>
-      <w:r>
-        <w:rPr>
-          <w:rFonts w:ascii="Palatino Linotype" w:hAnsi="Palatino Linotype"/>
-          <w:sz w:val="20"/>
-          <w:szCs w:val="20"/>
-        </w:rPr>
-        <w:tab/>
-      </w:r>
-      <w:r>
-        <w:rPr>
-          <w:rFonts w:ascii="Palatino Linotype" w:hAnsi="Palatino Linotype"/>
-          <w:sz w:val="20"/>
-          <w:szCs w:val="20"/>
+        </w:rPr>
+      </w:pPr>
+      <w:r>
+        <w:rPr>
+          <w:rFonts w:ascii="Palatino Linotype" w:hAnsi="Palatino Linotype"/>
+        </w:rPr>
+        <w:tab/>
+      </w:r>
+      <w:r>
+        <w:rPr>
+          <w:rFonts w:ascii="Palatino Linotype" w:hAnsi="Palatino Linotype"/>
         </w:rPr>
         <w:t>Defendant.</w:t>
       </w:r>
       <w:r>
         <w:rPr>
           <w:rFonts w:ascii="Palatino Linotype" w:hAnsi="Palatino Linotype"/>
-          <w:sz w:val="20"/>
-          <w:szCs w:val="20"/>
-        </w:rPr>
-        <w:tab/>
-      </w:r>
-      <w:r>
-        <w:rPr>
-          <w:rFonts w:ascii="Palatino Linotype" w:hAnsi="Palatino Linotype"/>
-          <w:sz w:val="20"/>
-          <w:szCs w:val="20"/>
-        </w:rPr>
-        <w:tab/>
-      </w:r>
-      <w:r>
-        <w:rPr>
-          <w:rFonts w:ascii="Palatino Linotype" w:hAnsi="Palatino Linotype"/>
-          <w:sz w:val="20"/>
-          <w:szCs w:val="20"/>
+        </w:rPr>
+        <w:tab/>
+      </w:r>
+      <w:r>
+        <w:rPr>
+          <w:rFonts w:ascii="Palatino Linotype" w:hAnsi="Palatino Linotype"/>
+        </w:rPr>
+        <w:tab/>
+      </w:r>
+      <w:r>
+        <w:rPr>
+          <w:rFonts w:ascii="Palatino Linotype" w:hAnsi="Palatino Linotype"/>
         </w:rPr>
         <w:tab/>
       </w:r>
@@ -479,15 +397,11 @@
         </w:tabs>
         <w:rPr>
           <w:rFonts w:ascii="Palatino Linotype" w:hAnsi="Palatino Linotype"/>
-          <w:sz w:val="20"/>
-          <w:szCs w:val="20"/>
-        </w:rPr>
-      </w:pPr>
-      <w:r>
-        <w:rPr>
-          <w:rFonts w:ascii="Palatino Linotype" w:hAnsi="Palatino Linotype"/>
-          <w:sz w:val="20"/>
-          <w:szCs w:val="20"/>
+        </w:rPr>
+      </w:pPr>
+      <w:r>
+        <w:rPr>
+          <w:rFonts w:ascii="Palatino Linotype" w:hAnsi="Palatino Linotype"/>
         </w:rPr>
         <w:t>{</w:t>
       </w:r>
@@ -495,17 +409,29 @@
         <w:rPr>
           <w:rFonts w:ascii="Palatino Linotype" w:hAnsi="Palatino Linotype"/>
           <w:bCs/>
-          <w:sz w:val="20"/>
-          <w:szCs w:val="20"/>
-        </w:rPr>
-        <w:t>% if judicial_officer.officer_</w:t>
-      </w:r>
+        </w:rPr>
+        <w:t>% if judicial_</w:t>
+      </w:r>
+      <w:proofErr w:type="gramStart"/>
       <w:r>
         <w:rPr>
           <w:rFonts w:ascii="Palatino Linotype" w:hAnsi="Palatino Linotype"/>
           <w:bCs/>
-          <w:sz w:val="20"/>
-          <w:szCs w:val="20"/>
+        </w:rPr>
+        <w:t>officer.officer</w:t>
+      </w:r>
+      <w:proofErr w:type="gramEnd"/>
+      <w:r>
+        <w:rPr>
+          <w:rFonts w:ascii="Palatino Linotype" w:hAnsi="Palatino Linotype"/>
+          <w:bCs/>
+        </w:rPr>
+        <w:t>_</w:t>
+      </w:r>
+      <w:r>
+        <w:rPr>
+          <w:rFonts w:ascii="Palatino Linotype" w:hAnsi="Palatino Linotype"/>
+          <w:bCs/>
         </w:rPr>
         <w:t>type</w:t>
       </w:r>
@@ -513,8 +439,6 @@
         <w:rPr>
           <w:rFonts w:ascii="Palatino Linotype" w:hAnsi="Palatino Linotype"/>
           <w:bCs/>
-          <w:sz w:val="20"/>
-          <w:szCs w:val="20"/>
         </w:rPr>
         <w:t xml:space="preserve">  ==  ‘Magistrate’ %}</w:t>
       </w:r>
@@ -528,8 +452,6 @@
         <w:rPr>
           <w:rFonts w:ascii="Palatino Linotype" w:hAnsi="Palatino Linotype"/>
           <w:bCs/>
-          <w:sz w:val="20"/>
-          <w:szCs w:val="20"/>
         </w:rPr>
       </w:pPr>
       <w:r>
@@ -537,8 +459,6 @@
           <w:rFonts w:ascii="Palatino Linotype" w:hAnsi="Palatino Linotype"/>
           <w:b/>
           <w:bCs/>
-          <w:sz w:val="20"/>
-          <w:szCs w:val="20"/>
           <w:u w:val="single"/>
         </w:rPr>
         <w:t>MAGISTRATE</w:t>
@@ -548,8 +468,6 @@
           <w:rFonts w:ascii="Palatino Linotype" w:hAnsi="Palatino Linotype"/>
           <w:b/>
           <w:bCs/>
-          <w:sz w:val="20"/>
-          <w:szCs w:val="20"/>
           <w:u w:val="single"/>
         </w:rPr>
         <w:t>’S</w:t>
@@ -559,8 +477,6 @@
           <w:rFonts w:ascii="Palatino Linotype" w:hAnsi="Palatino Linotype"/>
           <w:b/>
           <w:bCs/>
-          <w:sz w:val="20"/>
-          <w:szCs w:val="20"/>
           <w:u w:val="single"/>
         </w:rPr>
         <w:t xml:space="preserve"> </w:t>
@@ -570,8 +486,6 @@
           <w:rFonts w:ascii="Palatino Linotype" w:hAnsi="Palatino Linotype"/>
           <w:b/>
           <w:bCs/>
-          <w:sz w:val="20"/>
-          <w:szCs w:val="20"/>
           <w:u w:val="single"/>
         </w:rPr>
         <w:t>DECISION</w:t>
@@ -584,23 +498,31 @@
         </w:tabs>
         <w:rPr>
           <w:rFonts w:ascii="Palatino Linotype" w:hAnsi="Palatino Linotype"/>
-          <w:sz w:val="20"/>
-          <w:szCs w:val="20"/>
-        </w:rPr>
-      </w:pPr>
-      <w:r>
-        <w:rPr>
-          <w:rFonts w:ascii="Palatino Linotype" w:hAnsi="Palatino Linotype"/>
-          <w:sz w:val="20"/>
-          <w:szCs w:val="20"/>
-        </w:rPr>
-        <w:t>{% elif judicial_officer.officer_</w:t>
-      </w:r>
-      <w:r>
-        <w:rPr>
-          <w:rFonts w:ascii="Palatino Linotype" w:hAnsi="Palatino Linotype"/>
-          <w:sz w:val="20"/>
-          <w:szCs w:val="20"/>
+        </w:rPr>
+      </w:pPr>
+      <w:r>
+        <w:rPr>
+          <w:rFonts w:ascii="Palatino Linotype" w:hAnsi="Palatino Linotype"/>
+        </w:rPr>
+        <w:t>{% elif judicial_</w:t>
+      </w:r>
+      <w:proofErr w:type="gramStart"/>
+      <w:r>
+        <w:rPr>
+          <w:rFonts w:ascii="Palatino Linotype" w:hAnsi="Palatino Linotype"/>
+        </w:rPr>
+        <w:t>officer.officer</w:t>
+      </w:r>
+      <w:proofErr w:type="gramEnd"/>
+      <w:r>
+        <w:rPr>
+          <w:rFonts w:ascii="Palatino Linotype" w:hAnsi="Palatino Linotype"/>
+        </w:rPr>
+        <w:t>_</w:t>
+      </w:r>
+      <w:r>
+        <w:rPr>
+          <w:rFonts w:ascii="Palatino Linotype" w:hAnsi="Palatino Linotype"/>
         </w:rPr>
         <w:t>type == ‘Judge’ %}</w:t>
       </w:r>
@@ -613,8 +535,6 @@
         <w:jc w:val="center"/>
         <w:rPr>
           <w:rFonts w:ascii="Palatino Linotype" w:hAnsi="Palatino Linotype"/>
-          <w:sz w:val="20"/>
-          <w:szCs w:val="20"/>
         </w:rPr>
       </w:pPr>
       <w:r>
@@ -622,8 +542,6 @@
           <w:rFonts w:ascii="Palatino Linotype" w:hAnsi="Palatino Linotype"/>
           <w:b/>
           <w:bCs/>
-          <w:sz w:val="20"/>
-          <w:szCs w:val="20"/>
           <w:u w:val="single"/>
         </w:rPr>
         <w:t>ENTRY</w:t>
@@ -636,25 +554,110 @@
         </w:tabs>
         <w:rPr>
           <w:rFonts w:ascii="Palatino Linotype" w:hAnsi="Palatino Linotype"/>
-          <w:sz w:val="20"/>
-          <w:szCs w:val="20"/>
-        </w:rPr>
-      </w:pPr>
-      <w:r>
-        <w:rPr>
-          <w:rFonts w:ascii="Palatino Linotype" w:hAnsi="Palatino Linotype"/>
-          <w:sz w:val="20"/>
-          <w:szCs w:val="20"/>
+        </w:rPr>
+      </w:pPr>
+      <w:r>
+        <w:rPr>
+          <w:rFonts w:ascii="Palatino Linotype" w:hAnsi="Palatino Linotype"/>
         </w:rPr>
         <w:t>{% endif %}</w:t>
       </w:r>
       <w:r>
         <w:rPr>
           <w:rFonts w:ascii="Palatino Linotype" w:hAnsi="Palatino Linotype"/>
-          <w:sz w:val="20"/>
-          <w:szCs w:val="20"/>
-        </w:rPr>
-        <w:tab/>
+        </w:rPr>
+        <w:tab/>
+      </w:r>
+    </w:p>
+    <w:p>
+      <w:pPr>
+        <w:tabs>
+          <w:tab w:val="center" w:pos="4680"/>
+        </w:tabs>
+        <w:spacing w:line="360" w:lineRule="auto"/>
+        <w:jc w:val="both"/>
+        <w:rPr>
+          <w:rFonts w:ascii="Palatino Linotype" w:hAnsi="Palatino Linotype"/>
+          <w:bCs/>
+        </w:rPr>
+      </w:pPr>
+      <w:r>
+        <w:rPr>
+          <w:rFonts w:ascii="Palatino Linotype" w:hAnsi="Palatino Linotype"/>
+          <w:lang w:val="en-CA"/>
+        </w:rPr>
+        <w:t>Defendant appeared in Court</w:t>
+      </w:r>
+      <w:r>
+        <w:rPr>
+          <w:rFonts w:ascii="Palatino Linotype" w:hAnsi="Palatino Linotype"/>
+        </w:rPr>
+        <w:t xml:space="preserve"> on </w:t>
+      </w:r>
+      <w:proofErr w:type="gramStart"/>
+      <w:r>
+        <w:rPr>
+          <w:rFonts w:ascii="Palatino Linotype" w:hAnsi="Palatino Linotype"/>
+        </w:rPr>
+        <w:t>{{ plea</w:t>
+      </w:r>
+      <w:proofErr w:type="gramEnd"/>
+      <w:r>
+        <w:rPr>
+          <w:rFonts w:ascii="Palatino Linotype" w:hAnsi="Palatino Linotype"/>
+        </w:rPr>
+        <w:t>_trial_date }}, for</w:t>
+      </w:r>
+      <w:r>
+        <w:rPr>
+          <w:rFonts w:ascii="Palatino Linotype" w:hAnsi="Palatino Linotype"/>
+        </w:rPr>
+        <w:t xml:space="preserve"> a</w:t>
+      </w:r>
+      <w:r>
+        <w:rPr>
+          <w:rFonts w:ascii="Palatino Linotype" w:hAnsi="Palatino Linotype"/>
+        </w:rPr>
+        <w:t xml:space="preserve"> {{ appearance_reason }}. </w:t>
+      </w:r>
+      <w:r>
+        <w:rPr>
+          <w:rFonts w:ascii="Palatino Linotype" w:hAnsi="Palatino Linotype"/>
+          <w:bCs/>
+        </w:rPr>
+        <w:t xml:space="preserve">{% if defense_counsel_waived is false </w:t>
+      </w:r>
+      <w:proofErr w:type="gramStart"/>
+      <w:r>
+        <w:rPr>
+          <w:rFonts w:ascii="Palatino Linotype" w:hAnsi="Palatino Linotype"/>
+          <w:bCs/>
+        </w:rPr>
+        <w:t>%}Defendant</w:t>
+      </w:r>
+      <w:proofErr w:type="gramEnd"/>
+      <w:r>
+        <w:rPr>
+          <w:rFonts w:ascii="Palatino Linotype" w:hAnsi="Palatino Linotype"/>
+          <w:bCs/>
+        </w:rPr>
+        <w:t xml:space="preserve"> was represented by {{ defense_counsel }}, {{ defense_counsel_type }}. {% elif defense_counsel_waived is true </w:t>
+      </w:r>
+      <w:proofErr w:type="gramStart"/>
+      <w:r>
+        <w:rPr>
+          <w:rFonts w:ascii="Palatino Linotype" w:hAnsi="Palatino Linotype"/>
+          <w:bCs/>
+        </w:rPr>
+        <w:t>%}Defendant</w:t>
+      </w:r>
+      <w:proofErr w:type="gramEnd"/>
+      <w:r>
+        <w:rPr>
+          <w:rFonts w:ascii="Palatino Linotype" w:hAnsi="Palatino Linotype"/>
+          <w:bCs/>
+        </w:rPr>
+        <w:t xml:space="preserve"> appeared without counsel. {% endif %}</w:t>
       </w:r>
     </w:p>
     <w:p>
@@ -665,60 +668,63 @@
         <w:jc w:val="both"/>
         <w:rPr>
           <w:rFonts w:ascii="Palatino Linotype" w:hAnsi="Palatino Linotype"/>
+        </w:rPr>
+      </w:pPr>
+      <w:proofErr w:type="gramStart"/>
+      <w:r>
+        <w:rPr>
+          <w:rFonts w:ascii="Palatino Linotype" w:hAnsi="Palatino Linotype"/>
           <w:bCs/>
-          <w:sz w:val="20"/>
-          <w:szCs w:val="20"/>
-        </w:rPr>
-      </w:pPr>
-      <w:r>
-        <w:rPr>
-          <w:rFonts w:ascii="Palatino Linotype" w:hAnsi="Palatino Linotype"/>
-          <w:sz w:val="20"/>
-          <w:szCs w:val="20"/>
+        </w:rPr>
+        <w:t>{{</w:t>
+      </w:r>
+      <w:r>
+        <w:rPr>
+          <w:rFonts w:ascii="Palatino Linotype" w:hAnsi="Palatino Linotype"/>
+          <w:bCs/>
+        </w:rPr>
+        <w:t xml:space="preserve"> entry</w:t>
+      </w:r>
+      <w:proofErr w:type="gramEnd"/>
+      <w:r>
+        <w:rPr>
+          <w:rFonts w:ascii="Palatino Linotype" w:hAnsi="Palatino Linotype"/>
+          <w:bCs/>
+        </w:rPr>
+        <w:t>_content_text }}</w:t>
+      </w:r>
+      <w:r>
+        <w:rPr>
+          <w:rFonts w:ascii="Palatino Linotype" w:hAnsi="Palatino Linotype"/>
+        </w:rPr>
+        <w:tab/>
+      </w:r>
+      <w:r>
+        <w:rPr>
+          <w:rFonts w:ascii="Palatino Linotype" w:hAnsi="Palatino Linotype"/>
           <w:lang w:val="en-CA"/>
         </w:rPr>
-        <w:t>Defendant appeared in Court</w:t>
-      </w:r>
-      <w:r>
-        <w:rPr>
-          <w:rFonts w:ascii="Palatino Linotype" w:hAnsi="Palatino Linotype"/>
-          <w:sz w:val="20"/>
-          <w:szCs w:val="20"/>
-        </w:rPr>
-        <w:t xml:space="preserve"> on {{ plea_trial_date }}, for</w:t>
-      </w:r>
-      <w:r>
-        <w:rPr>
-          <w:rFonts w:ascii="Palatino Linotype" w:hAnsi="Palatino Linotype"/>
-          <w:sz w:val="20"/>
-          <w:szCs w:val="20"/>
-        </w:rPr>
-        <w:t xml:space="preserve"> a</w:t>
-      </w:r>
-      <w:r>
-        <w:rPr>
-          <w:rFonts w:ascii="Palatino Linotype" w:hAnsi="Palatino Linotype"/>
-          <w:sz w:val="20"/>
-          <w:szCs w:val="20"/>
-        </w:rPr>
-        <w:t xml:space="preserve"> {{ appearance_reason }}.</w:t>
-      </w:r>
-      <w:r>
-        <w:rPr>
-          <w:rFonts w:ascii="Palatino Linotype" w:hAnsi="Palatino Linotype"/>
-          <w:sz w:val="20"/>
-          <w:szCs w:val="20"/>
+        <w:fldChar w:fldCharType="begin"/>
+      </w:r>
+      <w:r>
+        <w:rPr>
+          <w:rFonts w:ascii="Palatino Linotype" w:hAnsi="Palatino Linotype"/>
+          <w:lang w:val="en-CA"/>
+        </w:rPr>
+        <w:instrText xml:space="preserve"> SEQ CHAPTER \h \r 1</w:instrText>
+      </w:r>
+      <w:r>
+        <w:rPr>
+          <w:rFonts w:ascii="Palatino Linotype" w:hAnsi="Palatino Linotype"/>
+          <w:lang w:val="en-CA"/>
+        </w:rPr>
+        <w:fldChar w:fldCharType="end"/>
+      </w:r>
+      <w:r>
+        <w:rPr>
+          <w:rFonts w:ascii="Palatino Linotype" w:hAnsi="Palatino Linotype"/>
         </w:rPr>
         <w:t xml:space="preserve"> </w:t>
-      </w:r>
-      <w:r>
-        <w:rPr>
-          <w:rFonts w:ascii="Palatino Linotype" w:hAnsi="Palatino Linotype"/>
-          <w:bCs/>
-          <w:sz w:val="20"/>
-          <w:szCs w:val="20"/>
-        </w:rPr>
-        <w:t>{% if defense_counsel_waived is false %}Defendant was represented by {{ defense_counsel }}, {{ defense_counsel_type }}. {% elif defense_counsel_waived is true %}Defendant appeared without counsel. {% endif %}</w:t>
       </w:r>
     </w:p>
     <w:p>
@@ -726,105 +732,13 @@
         <w:tabs>
           <w:tab w:val="center" w:pos="4680"/>
         </w:tabs>
-        <w:jc w:val="both"/>
-        <w:rPr>
-          <w:rFonts w:ascii="Palatino Linotype" w:hAnsi="Palatino Linotype"/>
-          <w:bCs/>
-          <w:sz w:val="20"/>
-          <w:szCs w:val="20"/>
-        </w:rPr>
-      </w:pPr>
-    </w:p>
-    <w:p>
-      <w:pPr>
-        <w:tabs>
-          <w:tab w:val="center" w:pos="4680"/>
-        </w:tabs>
-        <w:jc w:val="both"/>
-        <w:rPr>
-          <w:rFonts w:ascii="Palatino Linotype" w:hAnsi="Palatino Linotype"/>
-          <w:sz w:val="20"/>
-          <w:szCs w:val="20"/>
-        </w:rPr>
-      </w:pPr>
-      <w:r>
-        <w:rPr>
-          <w:rFonts w:ascii="Palatino Linotype" w:hAnsi="Palatino Linotype"/>
-          <w:bCs/>
-          <w:sz w:val="20"/>
-          <w:szCs w:val="20"/>
-        </w:rPr>
-        <w:t>{{</w:t>
-      </w:r>
-      <w:r>
-        <w:rPr>
-          <w:rFonts w:ascii="Palatino Linotype" w:hAnsi="Palatino Linotype"/>
-          <w:bCs/>
-          <w:sz w:val="20"/>
-          <w:szCs w:val="20"/>
-        </w:rPr>
-        <w:t xml:space="preserve"> entry_content_text }}</w:t>
-      </w:r>
-      <w:r>
-        <w:rPr>
-          <w:rFonts w:ascii="Palatino Linotype" w:hAnsi="Palatino Linotype"/>
-          <w:sz w:val="20"/>
-          <w:szCs w:val="20"/>
-        </w:rPr>
-        <w:tab/>
-      </w:r>
-      <w:r>
-        <w:rPr>
-          <w:rFonts w:ascii="Palatino Linotype" w:hAnsi="Palatino Linotype"/>
-          <w:sz w:val="20"/>
-          <w:szCs w:val="20"/>
-          <w:lang w:val="en-CA"/>
-        </w:rPr>
-        <w:fldChar w:fldCharType="begin"/>
-      </w:r>
-      <w:r>
-        <w:rPr>
-          <w:rFonts w:ascii="Palatino Linotype" w:hAnsi="Palatino Linotype"/>
-          <w:sz w:val="20"/>
-          <w:szCs w:val="20"/>
-          <w:lang w:val="en-CA"/>
-        </w:rPr>
-        <w:instrText xml:space="preserve"> SEQ CHAPTER \h \r 1</w:instrText>
-      </w:r>
-      <w:r>
-        <w:rPr>
-          <w:rFonts w:ascii="Palatino Linotype" w:hAnsi="Palatino Linotype"/>
-          <w:sz w:val="20"/>
-          <w:szCs w:val="20"/>
-          <w:lang w:val="en-CA"/>
-        </w:rPr>
-        <w:fldChar w:fldCharType="end"/>
-      </w:r>
-      <w:r>
-        <w:rPr>
-          <w:rFonts w:ascii="Palatino Linotype" w:hAnsi="Palatino Linotype"/>
-          <w:sz w:val="20"/>
-          <w:szCs w:val="20"/>
-        </w:rPr>
-        <w:t xml:space="preserve"> </w:t>
-      </w:r>
-    </w:p>
-    <w:p>
-      <w:pPr>
-        <w:tabs>
-          <w:tab w:val="center" w:pos="4680"/>
-        </w:tabs>
-        <w:rPr>
-          <w:rFonts w:ascii="Palatino Linotype" w:hAnsi="Palatino Linotype"/>
-          <w:sz w:val="20"/>
-          <w:szCs w:val="20"/>
-        </w:rPr>
-      </w:pPr>
-      <w:r>
-        <w:rPr>
-          <w:rFonts w:ascii="Palatino Linotype" w:hAnsi="Palatino Linotype"/>
-          <w:sz w:val="20"/>
-          <w:szCs w:val="20"/>
+        <w:rPr>
+          <w:rFonts w:ascii="Palatino Linotype" w:hAnsi="Palatino Linotype"/>
+        </w:rPr>
+      </w:pPr>
+      <w:r>
+        <w:rPr>
+          <w:rFonts w:ascii="Palatino Linotype" w:hAnsi="Palatino Linotype"/>
         </w:rPr>
         <w:t xml:space="preserve">     </w:t>
       </w:r>
@@ -848,79 +762,59 @@
         <w:jc w:val="both"/>
         <w:rPr>
           <w:rFonts w:ascii="Palatino Linotype" w:hAnsi="Palatino Linotype"/>
-          <w:sz w:val="20"/>
-          <w:szCs w:val="20"/>
-        </w:rPr>
-      </w:pPr>
-      <w:r>
-        <w:rPr>
-          <w:rFonts w:ascii="Palatino Linotype" w:hAnsi="Palatino Linotype"/>
-          <w:sz w:val="20"/>
-          <w:szCs w:val="20"/>
-        </w:rPr>
-        <w:tab/>
-      </w:r>
-      <w:r>
-        <w:rPr>
-          <w:rFonts w:ascii="Palatino Linotype" w:hAnsi="Palatino Linotype"/>
-          <w:sz w:val="20"/>
-          <w:szCs w:val="20"/>
-        </w:rPr>
-        <w:tab/>
-      </w:r>
-      <w:r>
-        <w:rPr>
-          <w:rFonts w:ascii="Palatino Linotype" w:hAnsi="Palatino Linotype"/>
-          <w:sz w:val="20"/>
-          <w:szCs w:val="20"/>
-        </w:rPr>
-        <w:tab/>
-      </w:r>
-      <w:r>
-        <w:rPr>
-          <w:rFonts w:ascii="Palatino Linotype" w:hAnsi="Palatino Linotype"/>
-          <w:sz w:val="20"/>
-          <w:szCs w:val="20"/>
-        </w:rPr>
-        <w:tab/>
-      </w:r>
-      <w:r>
-        <w:rPr>
-          <w:rFonts w:ascii="Palatino Linotype" w:hAnsi="Palatino Linotype"/>
-          <w:sz w:val="20"/>
-          <w:szCs w:val="20"/>
-        </w:rPr>
-        <w:tab/>
-      </w:r>
-      <w:r>
-        <w:rPr>
-          <w:rFonts w:ascii="Palatino Linotype" w:hAnsi="Palatino Linotype"/>
-          <w:sz w:val="20"/>
-          <w:szCs w:val="20"/>
-        </w:rPr>
-        <w:tab/>
-      </w:r>
-      <w:r>
-        <w:rPr>
-          <w:rFonts w:ascii="Palatino Linotype" w:hAnsi="Palatino Linotype"/>
-          <w:sz w:val="20"/>
-          <w:szCs w:val="20"/>
-        </w:rPr>
-        <w:tab/>
-      </w:r>
-      <w:r>
-        <w:rPr>
-          <w:rFonts w:ascii="Palatino Linotype" w:hAnsi="Palatino Linotype"/>
-          <w:sz w:val="20"/>
-          <w:szCs w:val="20"/>
-        </w:rPr>
-        <w:tab/>
-      </w:r>
-      <w:r>
-        <w:rPr>
-          <w:rFonts w:ascii="Palatino Linotype" w:hAnsi="Palatino Linotype"/>
-          <w:sz w:val="20"/>
-          <w:szCs w:val="20"/>
+        </w:rPr>
+      </w:pPr>
+      <w:r>
+        <w:rPr>
+          <w:rFonts w:ascii="Palatino Linotype" w:hAnsi="Palatino Linotype"/>
+        </w:rPr>
+        <w:tab/>
+      </w:r>
+      <w:r>
+        <w:rPr>
+          <w:rFonts w:ascii="Palatino Linotype" w:hAnsi="Palatino Linotype"/>
+        </w:rPr>
+        <w:tab/>
+      </w:r>
+      <w:r>
+        <w:rPr>
+          <w:rFonts w:ascii="Palatino Linotype" w:hAnsi="Palatino Linotype"/>
+        </w:rPr>
+        <w:tab/>
+      </w:r>
+      <w:r>
+        <w:rPr>
+          <w:rFonts w:ascii="Palatino Linotype" w:hAnsi="Palatino Linotype"/>
+        </w:rPr>
+        <w:tab/>
+      </w:r>
+      <w:r>
+        <w:rPr>
+          <w:rFonts w:ascii="Palatino Linotype" w:hAnsi="Palatino Linotype"/>
+        </w:rPr>
+        <w:tab/>
+      </w:r>
+      <w:r>
+        <w:rPr>
+          <w:rFonts w:ascii="Palatino Linotype" w:hAnsi="Palatino Linotype"/>
+        </w:rPr>
+        <w:tab/>
+      </w:r>
+      <w:r>
+        <w:rPr>
+          <w:rFonts w:ascii="Palatino Linotype" w:hAnsi="Palatino Linotype"/>
+        </w:rPr>
+        <w:tab/>
+      </w:r>
+      <w:r>
+        <w:rPr>
+          <w:rFonts w:ascii="Palatino Linotype" w:hAnsi="Palatino Linotype"/>
+        </w:rPr>
+        <w:tab/>
+      </w:r>
+      <w:r>
+        <w:rPr>
+          <w:rFonts w:ascii="Palatino Linotype" w:hAnsi="Palatino Linotype"/>
         </w:rPr>
         <w:t>____________________________________</w:t>
       </w:r>
@@ -943,71 +837,61 @@
         <w:jc w:val="both"/>
         <w:rPr>
           <w:rFonts w:ascii="Palatino Linotype" w:hAnsi="Palatino Linotype"/>
-          <w:sz w:val="20"/>
-          <w:szCs w:val="20"/>
-        </w:rPr>
-      </w:pPr>
-      <w:r>
-        <w:rPr>
-          <w:rFonts w:ascii="Palatino Linotype" w:hAnsi="Palatino Linotype"/>
-          <w:sz w:val="20"/>
-          <w:szCs w:val="20"/>
-        </w:rPr>
-        <w:tab/>
-      </w:r>
-      <w:r>
-        <w:rPr>
-          <w:rFonts w:ascii="Palatino Linotype" w:hAnsi="Palatino Linotype"/>
-          <w:sz w:val="20"/>
-          <w:szCs w:val="20"/>
-        </w:rPr>
-        <w:t>{{ judicial_officer.officer_</w:t>
-      </w:r>
-      <w:r>
-        <w:rPr>
-          <w:rFonts w:ascii="Palatino Linotype" w:hAnsi="Palatino Linotype"/>
-          <w:sz w:val="20"/>
-          <w:szCs w:val="20"/>
+        </w:rPr>
+      </w:pPr>
+      <w:r>
+        <w:rPr>
+          <w:rFonts w:ascii="Palatino Linotype" w:hAnsi="Palatino Linotype"/>
+        </w:rPr>
+        <w:tab/>
+      </w:r>
+      <w:proofErr w:type="gramStart"/>
+      <w:r>
+        <w:rPr>
+          <w:rFonts w:ascii="Palatino Linotype" w:hAnsi="Palatino Linotype"/>
+        </w:rPr>
+        <w:t>{{ judicial</w:t>
+      </w:r>
+      <w:proofErr w:type="gramEnd"/>
+      <w:r>
+        <w:rPr>
+          <w:rFonts w:ascii="Palatino Linotype" w:hAnsi="Palatino Linotype"/>
+        </w:rPr>
+        <w:t>_officer.officer_</w:t>
+      </w:r>
+      <w:r>
+        <w:rPr>
+          <w:rFonts w:ascii="Palatino Linotype" w:hAnsi="Palatino Linotype"/>
         </w:rPr>
         <w:t xml:space="preserve">type }} </w:t>
       </w:r>
       <w:r>
         <w:rPr>
           <w:rFonts w:ascii="Palatino Linotype" w:hAnsi="Palatino Linotype"/>
-          <w:sz w:val="20"/>
-          <w:szCs w:val="20"/>
         </w:rPr>
         <w:t>{{ judicial_officer</w:t>
       </w:r>
       <w:r>
         <w:rPr>
           <w:rFonts w:ascii="Palatino Linotype" w:hAnsi="Palatino Linotype"/>
-          <w:sz w:val="20"/>
-          <w:szCs w:val="20"/>
         </w:rPr>
         <w:t>.first_name</w:t>
       </w:r>
       <w:r>
         <w:rPr>
           <w:rFonts w:ascii="Palatino Linotype" w:hAnsi="Palatino Linotype"/>
-          <w:sz w:val="20"/>
-          <w:szCs w:val="20"/>
         </w:rPr>
         <w:t xml:space="preserve"> }}</w:t>
       </w:r>
       <w:r>
         <w:rPr>
           <w:rFonts w:ascii="Palatino Linotype" w:hAnsi="Palatino Linotype"/>
-          <w:sz w:val="20"/>
-          <w:szCs w:val="20"/>
         </w:rPr>
         <w:t xml:space="preserve"> </w:t>
       </w:r>
       <w:r>
         <w:rPr>
           <w:rFonts w:ascii="Palatino Linotype" w:hAnsi="Palatino Linotype"/>
-          <w:sz w:val="20"/>
-          <w:szCs w:val="20"/>
         </w:rPr>
         <w:t>{{ judicial_officer.last_name }}</w:t>
       </w:r>
@@ -1028,8 +912,6 @@
         </w:tabs>
         <w:rPr>
           <w:rFonts w:ascii="Palatino Linotype" w:hAnsi="Palatino Linotype"/>
-          <w:sz w:val="20"/>
-          <w:szCs w:val="20"/>
         </w:rPr>
       </w:pPr>
     </w:p>
@@ -1072,8 +954,9 @@
           <w:sz w:val="20"/>
           <w:szCs w:val="20"/>
         </w:rPr>
-        <w:t>% if judicial_of</w:t>
-      </w:r>
+        <w:t>% if judicial_</w:t>
+      </w:r>
+      <w:proofErr w:type="gramStart"/>
       <w:r>
         <w:rPr>
           <w:rFonts w:ascii="Palatino Linotype" w:hAnsi="Palatino Linotype"/>
@@ -1082,7 +965,7 @@
           <w:sz w:val="20"/>
           <w:szCs w:val="20"/>
         </w:rPr>
-        <w:t>ficer</w:t>
+        <w:t>of</w:t>
       </w:r>
       <w:r>
         <w:rPr>
@@ -1092,8 +975,19 @@
           <w:sz w:val="20"/>
           <w:szCs w:val="20"/>
         </w:rPr>
+        <w:t>ficer</w:t>
+      </w:r>
+      <w:r>
+        <w:rPr>
+          <w:rFonts w:ascii="Palatino Linotype" w:hAnsi="Palatino Linotype"/>
+          <w:bCs/>
+          <w:color w:val="FF0000"/>
+          <w:sz w:val="20"/>
+          <w:szCs w:val="20"/>
+        </w:rPr>
         <w:t>.officer</w:t>
       </w:r>
+      <w:proofErr w:type="gramEnd"/>
       <w:r>
         <w:rPr>
           <w:rFonts w:ascii="Palatino Linotype" w:hAnsi="Palatino Linotype"/>
@@ -1262,23 +1156,33 @@
           <w:sz w:val="16"/>
           <w:szCs w:val="16"/>
         </w:rPr>
-        <w:t>Prosecutor’s Office: PS    OM     EM; Defendant’s Attorney: PS     OM     EM; {{ defendant.first_name }} {{ defendant.last_name}}: PS     OM     EM; Community Control: PS    EM; County Jail: PS   EM;</w:t>
-      </w:r>
+        <w:t xml:space="preserve">Prosecutor’s Office: PS    OM     EM; Defendant’s Attorney: PS     OM     EM; </w:t>
+      </w:r>
+      <w:proofErr w:type="gramStart"/>
       <w:r>
         <w:rPr>
           <w:rFonts w:ascii="Palatino Linotype" w:hAnsi="Palatino Linotype"/>
           <w:sz w:val="16"/>
           <w:szCs w:val="16"/>
         </w:rPr>
-        <w:t xml:space="preserve"> </w:t>
-      </w:r>
+        <w:t>{{ defendant</w:t>
+      </w:r>
+      <w:proofErr w:type="gramEnd"/>
       <w:r>
         <w:rPr>
           <w:rFonts w:ascii="Palatino Linotype" w:hAnsi="Palatino Linotype"/>
           <w:sz w:val="16"/>
           <w:szCs w:val="16"/>
         </w:rPr>
-        <w:t>Victim’s Attorney (if applicable): PS   OS   EM</w:t>
+        <w:t>.first_name }} {{ defendant.last_name}}: PS     OM     EM; Community Control: PS    EM; County Jail: PS   EM;</w:t>
+      </w:r>
+      <w:r>
+        <w:rPr>
+          <w:rFonts w:ascii="Palatino Linotype" w:hAnsi="Palatino Linotype"/>
+          <w:sz w:val="16"/>
+          <w:szCs w:val="16"/>
+        </w:rPr>
+        <w:t xml:space="preserve"> Victim’s Attorney (if applicable): PS   OS   EM</w:t>
       </w:r>
     </w:p>
     <w:sectPr>
@@ -1336,6 +1240,7 @@
           <w:docPartUnique/>
         </w:docPartObj>
       </w:sdtPr>
+      <w:sdtEndPr/>
       <w:sdtContent>
         <w:r>
           <w:rPr>
@@ -1480,7 +1385,27 @@
         <w:sz w:val="20"/>
         <w:szCs w:val="20"/>
       </w:rPr>
-      <w:t xml:space="preserve">% if judicial_officer.officer_type  ==  ‘Magistrate’ %}Magistrate Decision </w:t>
+      <w:t>% if judicial_</w:t>
+    </w:r>
+    <w:proofErr w:type="gramStart"/>
+    <w:r>
+      <w:rPr>
+        <w:rFonts w:ascii="Palatino Linotype" w:hAnsi="Palatino Linotype"/>
+        <w:bCs/>
+        <w:sz w:val="20"/>
+        <w:szCs w:val="20"/>
+      </w:rPr>
+      <w:t>officer.officer</w:t>
+    </w:r>
+    <w:proofErr w:type="gramEnd"/>
+    <w:r>
+      <w:rPr>
+        <w:rFonts w:ascii="Palatino Linotype" w:hAnsi="Palatino Linotype"/>
+        <w:bCs/>
+        <w:sz w:val="20"/>
+        <w:szCs w:val="20"/>
+      </w:rPr>
+      <w:t xml:space="preserve">_type  ==  ‘Magistrate’ %}Magistrate Decision </w:t>
     </w:r>
     <w:r>
       <w:rPr>
